--- a/hin/docx/015.content.docx
+++ b/hin/docx/015.content.docx
@@ -205,18 +205,12 @@
           <w:lang w:val="hi_IN" w:bidi="hi_IN"/>
         </w:rPr>
       </w:r>
-      <w:hyperlink r:id="rId13">
-        <w:r>
-          <w:rPr>
-            <w:lang w:val="hi_IN" w:bidi="hi_IN"/>
-          </w:rPr>
-          <w:rPr>
-            <w:color w:val="0000EE"/>
-            <w:u w:val="single"/>
-          </w:rPr>
-          <w:t>रेगिस्तान</w:t>
-        </w:r>
-      </w:hyperlink>
+      <w:r>
+        <w:rPr>
+          <w:lang w:val="hi_IN" w:bidi="hi_IN"/>
+        </w:rPr>
+        <w:t>रेगिस्तान</w:t>
+      </w:r>
       <w:r>
         <w:rPr>
           <w:lang w:val="hi_IN" w:bidi="hi_IN"/>
